--- a/GEP 25-26 Worksheet 1.docx
+++ b/GEP 25-26 Worksheet 1.docx
@@ -373,7 +373,7 @@
         <w:sdtPr>
           <w:id w:val="1740439158"/>
           <w14:checkbox>
-            <w14:checked w14:val="0"/>
+            <w14:checked w14:val="1"/>
             <w14:checkedState w14:val="2612" w14:font="MS Gothic"/>
             <w14:uncheckedState w14:val="2610" w14:font="MS Gothic"/>
           </w14:checkbox>
@@ -383,7 +383,7 @@
             <w:rPr>
               <w:rFonts w:ascii="MS Gothic" w:eastAsia="MS Gothic" w:hAnsi="MS Gothic" w:hint="eastAsia"/>
             </w:rPr>
-            <w:t>☐</w:t>
+            <w:t>☒</w:t>
           </w:r>
         </w:sdtContent>
       </w:sdt>
@@ -397,7 +397,7 @@
         <w:sdtPr>
           <w:id w:val="1506394597"/>
           <w14:checkbox>
-            <w14:checked w14:val="0"/>
+            <w14:checked w14:val="1"/>
             <w14:checkedState w14:val="2612" w14:font="MS Gothic"/>
             <w14:uncheckedState w14:val="2610" w14:font="MS Gothic"/>
           </w14:checkbox>
@@ -407,7 +407,7 @@
             <w:rPr>
               <w:rFonts w:ascii="MS Gothic" w:eastAsia="MS Gothic" w:hAnsi="MS Gothic" w:hint="eastAsia"/>
             </w:rPr>
-            <w:t>☐</w:t>
+            <w:t>☒</w:t>
           </w:r>
         </w:sdtContent>
       </w:sdt>
@@ -9544,6 +9544,17 @@
 </file>
 
 <file path=customXml/item1.xml><?xml version="1.0" encoding="utf-8"?>
+<p:properties xmlns:p="http://schemas.microsoft.com/office/2006/metadata/properties" xmlns:xsi="http://www.w3.org/2001/XMLSchema-instance" xmlns:pc="http://schemas.microsoft.com/office/infopath/2007/PartnerControls">
+  <documentManagement>
+    <TaxCatchAll xmlns="9d0996c0-92aa-48de-be34-d82d85a58d42" xsi:nil="true"/>
+    <lcf76f155ced4ddcb4097134ff3c332f xmlns="3ad65f39-9fa6-40f7-afab-38d2a8f659f9">
+      <Terms xmlns="http://schemas.microsoft.com/office/infopath/2007/PartnerControls"/>
+    </lcf76f155ced4ddcb4097134ff3c332f>
+  </documentManagement>
+</p:properties>
+</file>
+
+<file path=customXml/item2.xml><?xml version="1.0" encoding="utf-8"?>
 <ct:contentTypeSchema xmlns:ct="http://schemas.microsoft.com/office/2006/metadata/contentType" xmlns:ma="http://schemas.microsoft.com/office/2006/metadata/properties/metaAttributes" ct:_="" ma:_="" ma:contentTypeName="Document" ma:contentTypeID="0x0101001BECA5111B9F15418DB6E90C815CB950" ma:contentTypeVersion="19" ma:contentTypeDescription="Create a new document." ma:contentTypeScope="" ma:versionID="cb96dcb735f67fe489b9d6a491775850">
   <xsd:schema xmlns:xsd="http://www.w3.org/2001/XMLSchema" xmlns:xs="http://www.w3.org/2001/XMLSchema" xmlns:p="http://schemas.microsoft.com/office/2006/metadata/properties" xmlns:ns2="9d0996c0-92aa-48de-be34-d82d85a58d42" xmlns:ns3="3ad65f39-9fa6-40f7-afab-38d2a8f659f9" targetNamespace="http://schemas.microsoft.com/office/2006/metadata/properties" ma:root="true" ma:fieldsID="ce5eca6df8a9b9f3e548e771f2e2bae3" ns2:_="" ns3:_="">
     <xsd:import namespace="9d0996c0-92aa-48de-be34-d82d85a58d42"/>
@@ -9804,17 +9815,6 @@
 </ct:contentTypeSchema>
 </file>
 
-<file path=customXml/item2.xml><?xml version="1.0" encoding="utf-8"?>
-<p:properties xmlns:p="http://schemas.microsoft.com/office/2006/metadata/properties" xmlns:xsi="http://www.w3.org/2001/XMLSchema-instance" xmlns:pc="http://schemas.microsoft.com/office/infopath/2007/PartnerControls">
-  <documentManagement>
-    <TaxCatchAll xmlns="9d0996c0-92aa-48de-be34-d82d85a58d42" xsi:nil="true"/>
-    <lcf76f155ced4ddcb4097134ff3c332f xmlns="3ad65f39-9fa6-40f7-afab-38d2a8f659f9">
-      <Terms xmlns="http://schemas.microsoft.com/office/infopath/2007/PartnerControls"/>
-    </lcf76f155ced4ddcb4097134ff3c332f>
-  </documentManagement>
-</p:properties>
-</file>
-
 <file path=customXml/item3.xml><?xml version="1.0" encoding="utf-8"?>
 <?mso-contentType ?>
 <FormTemplates xmlns="http://schemas.microsoft.com/sharepoint/v3/contenttype/forms">
@@ -9825,6 +9825,17 @@
 </file>
 
 <file path=customXml/itemProps1.xml><?xml version="1.0" encoding="utf-8"?>
+<ds:datastoreItem xmlns:ds="http://schemas.openxmlformats.org/officeDocument/2006/customXml" ds:itemID="{732812F3-F22F-40A6-B47F-2A4BCB919407}">
+  <ds:schemaRefs>
+    <ds:schemaRef ds:uri="http://schemas.microsoft.com/office/2006/metadata/properties"/>
+    <ds:schemaRef ds:uri="http://schemas.microsoft.com/office/infopath/2007/PartnerControls"/>
+    <ds:schemaRef ds:uri="9d0996c0-92aa-48de-be34-d82d85a58d42"/>
+    <ds:schemaRef ds:uri="3ad65f39-9fa6-40f7-afab-38d2a8f659f9"/>
+  </ds:schemaRefs>
+</ds:datastoreItem>
+</file>
+
+<file path=customXml/itemProps2.xml><?xml version="1.0" encoding="utf-8"?>
 <ds:datastoreItem xmlns:ds="http://schemas.openxmlformats.org/officeDocument/2006/customXml" ds:itemID="{B6BAFB03-C161-41D2-8692-D31C049EAC1C}">
   <ds:schemaRefs>
     <ds:schemaRef ds:uri="http://schemas.microsoft.com/office/2006/metadata/contentType"/>
@@ -9843,17 +9854,6 @@
 </ds:datastoreItem>
 </file>
 
-<file path=customXml/itemProps2.xml><?xml version="1.0" encoding="utf-8"?>
-<ds:datastoreItem xmlns:ds="http://schemas.openxmlformats.org/officeDocument/2006/customXml" ds:itemID="{732812F3-F22F-40A6-B47F-2A4BCB919407}">
-  <ds:schemaRefs>
-    <ds:schemaRef ds:uri="http://schemas.microsoft.com/office/2006/metadata/properties"/>
-    <ds:schemaRef ds:uri="http://schemas.microsoft.com/office/infopath/2007/PartnerControls"/>
-    <ds:schemaRef ds:uri="9d0996c0-92aa-48de-be34-d82d85a58d42"/>
-    <ds:schemaRef ds:uri="3ad65f39-9fa6-40f7-afab-38d2a8f659f9"/>
-  </ds:schemaRefs>
-</ds:datastoreItem>
-</file>
-
 <file path=customXml/itemProps3.xml><?xml version="1.0" encoding="utf-8"?>
 <ds:datastoreItem xmlns:ds="http://schemas.openxmlformats.org/officeDocument/2006/customXml" ds:itemID="{9CCE7874-640B-43E8-943D-5071FCF6A23C}">
   <ds:schemaRefs>

--- a/GEP 25-26 Worksheet 1.docx
+++ b/GEP 25-26 Worksheet 1.docx
@@ -89,8 +89,13 @@
       <w:r>
         <w:t xml:space="preserve">how to work with Unity’s </w:t>
       </w:r>
-      <w:r>
-        <w:t>MonoBehaviour architecture</w:t>
+      <w:proofErr w:type="spellStart"/>
+      <w:r>
+        <w:t>MonoBehaviour</w:t>
+      </w:r>
+      <w:proofErr w:type="spellEnd"/>
+      <w:r>
+        <w:t xml:space="preserve"> architecture</w:t>
       </w:r>
       <w:r>
         <w:t>, how to script with C# in Unity, and how to work with its game object model.</w:t>
@@ -139,7 +144,15 @@
         <w:t>r</w:t>
       </w:r>
       <w:r>
-        <w:t xml:space="preserve">, and working with GitHub / GitKraken from </w:t>
+        <w:t xml:space="preserve">, and working with GitHub / </w:t>
+      </w:r>
+      <w:proofErr w:type="spellStart"/>
+      <w:r>
+        <w:t>GitKraken</w:t>
+      </w:r>
+      <w:proofErr w:type="spellEnd"/>
+      <w:r>
+        <w:t xml:space="preserve"> from </w:t>
       </w:r>
       <w:r>
         <w:t>both</w:t>
@@ -421,7 +434,7 @@
         <w:sdtPr>
           <w:id w:val="-175511254"/>
           <w14:checkbox>
-            <w14:checked w14:val="0"/>
+            <w14:checked w14:val="1"/>
             <w14:checkedState w14:val="2612" w14:font="MS Gothic"/>
             <w14:uncheckedState w14:val="2610" w14:font="MS Gothic"/>
           </w14:checkbox>
@@ -431,7 +444,7 @@
             <w:rPr>
               <w:rFonts w:ascii="MS Gothic" w:eastAsia="MS Gothic" w:hAnsi="MS Gothic" w:hint="eastAsia"/>
             </w:rPr>
-            <w:t>☐</w:t>
+            <w:t>☒</w:t>
           </w:r>
         </w:sdtContent>
       </w:sdt>
@@ -445,7 +458,7 @@
         <w:sdtPr>
           <w:id w:val="-137950852"/>
           <w14:checkbox>
-            <w14:checked w14:val="0"/>
+            <w14:checked w14:val="1"/>
             <w14:checkedState w14:val="2612" w14:font="MS Gothic"/>
             <w14:uncheckedState w14:val="2610" w14:font="MS Gothic"/>
           </w14:checkbox>
@@ -455,7 +468,7 @@
             <w:rPr>
               <w:rFonts w:ascii="MS Gothic" w:eastAsia="MS Gothic" w:hAnsi="MS Gothic" w:hint="eastAsia"/>
             </w:rPr>
-            <w:t>☐</w:t>
+            <w:t>☒</w:t>
           </w:r>
         </w:sdtContent>
       </w:sdt>
@@ -878,7 +891,15 @@
         <w:t>clone the repository onto your local working space</w:t>
       </w:r>
       <w:r>
-        <w:t xml:space="preserve"> through GitKraken / GitHub Desktop</w:t>
+        <w:t xml:space="preserve"> through </w:t>
+      </w:r>
+      <w:proofErr w:type="spellStart"/>
+      <w:r>
+        <w:t>GitKraken</w:t>
+      </w:r>
+      <w:proofErr w:type="spellEnd"/>
+      <w:r>
+        <w:t xml:space="preserve"> / GitHub Desktop</w:t>
       </w:r>
       <w:r>
         <w:t>. If you are using the Lab PCs, we recommend that you do so on the D: drive – this is the local sto</w:t>
@@ -1174,7 +1195,23 @@
         <w:t>each</w:t>
       </w:r>
       <w:r>
-        <w:t xml:space="preserve"> calling Input.GetKeyDown(KeyCode.Return)</w:t>
+        <w:t xml:space="preserve"> calling </w:t>
+      </w:r>
+      <w:proofErr w:type="spellStart"/>
+      <w:r>
+        <w:t>Input.GetKeyDown</w:t>
+      </w:r>
+      <w:proofErr w:type="spellEnd"/>
+      <w:r>
+        <w:t>(</w:t>
+      </w:r>
+      <w:proofErr w:type="spellStart"/>
+      <w:r>
+        <w:t>KeyCode.Return</w:t>
+      </w:r>
+      <w:proofErr w:type="spellEnd"/>
+      <w:r>
+        <w:t>)</w:t>
       </w:r>
       <w:r>
         <w:t>.</w:t>
@@ -1380,14 +1417,27 @@
       <w:r>
         <w:t xml:space="preserve">As we are passing through functions, we need to keep track of if the game has changed state this frame or not. Create a </w:t>
       </w:r>
+      <w:proofErr w:type="spellStart"/>
       <w:r>
         <w:t>b</w:t>
       </w:r>
       <w:r>
-        <w:t>oolean in the Ga</w:t>
-      </w:r>
-      <w:r>
-        <w:t xml:space="preserve">meState class </w:t>
+        <w:t>oolean</w:t>
+      </w:r>
+      <w:proofErr w:type="spellEnd"/>
+      <w:r>
+        <w:t xml:space="preserve"> in the </w:t>
+      </w:r>
+      <w:proofErr w:type="spellStart"/>
+      <w:r>
+        <w:t>Ga</w:t>
+      </w:r>
+      <w:r>
+        <w:t>meState</w:t>
+      </w:r>
+      <w:proofErr w:type="spellEnd"/>
+      <w:r>
+        <w:t xml:space="preserve"> class </w:t>
       </w:r>
       <w:r>
         <w:t>to hold if the game has changed state this frame</w:t>
@@ -1424,7 +1474,15 @@
         <w:t xml:space="preserve">, </w:t>
       </w:r>
       <w:r>
-        <w:t xml:space="preserve">add the LateUpdate function to our Game Manager class, and include </w:t>
+        <w:t xml:space="preserve">add the </w:t>
+      </w:r>
+      <w:proofErr w:type="spellStart"/>
+      <w:r>
+        <w:t>LateUpdate</w:t>
+      </w:r>
+      <w:proofErr w:type="spellEnd"/>
+      <w:r>
+        <w:t xml:space="preserve"> function to our Game Manager class, and include </w:t>
       </w:r>
       <w:r>
         <w:t xml:space="preserve">inside it </w:t>
@@ -1436,8 +1494,13 @@
         <w:t xml:space="preserve">n if statement on the value of </w:t>
       </w:r>
       <w:r>
-        <w:t>the game state boolean</w:t>
-      </w:r>
+        <w:t xml:space="preserve">the game state </w:t>
+      </w:r>
+      <w:proofErr w:type="spellStart"/>
+      <w:r>
+        <w:t>boolean</w:t>
+      </w:r>
+      <w:proofErr w:type="spellEnd"/>
       <w:r>
         <w:t>, checking if we have changed state this frame</w:t>
       </w:r>
@@ -1451,7 +1514,15 @@
         <w:t xml:space="preserve">Inside this, </w:t>
       </w:r>
       <w:r>
-        <w:t xml:space="preserve">if it is the pause state, set Time.timeScale to </w:t>
+        <w:t xml:space="preserve">if it is the pause state, set </w:t>
+      </w:r>
+      <w:proofErr w:type="spellStart"/>
+      <w:r>
+        <w:t>Time.timeScale</w:t>
+      </w:r>
+      <w:proofErr w:type="spellEnd"/>
+      <w:r>
+        <w:t xml:space="preserve"> to </w:t>
       </w:r>
       <w:r>
         <w:t>0</w:t>
@@ -1460,7 +1531,15 @@
         <w:t xml:space="preserve">.0f. If it is the gameplay state, </w:t>
       </w:r>
       <w:r>
-        <w:t>set Time.timeScale back to the default value of 1.0f. Finally,</w:t>
+        <w:t xml:space="preserve">set </w:t>
+      </w:r>
+      <w:proofErr w:type="spellStart"/>
+      <w:r>
+        <w:t>Time.timeScale</w:t>
+      </w:r>
+      <w:proofErr w:type="spellEnd"/>
+      <w:r>
+        <w:t xml:space="preserve"> back to the default value of 1.0f. Finally,</w:t>
       </w:r>
       <w:r>
         <w:t xml:space="preserve"> we can set the Boolean determining if we’ve </w:t>
@@ -1940,7 +2019,15 @@
         <w:t>ing</w:t>
       </w:r>
       <w:r>
-        <w:t xml:space="preserve"> it as a component to the PlayerArmature object </w:t>
+        <w:t xml:space="preserve"> it as a component to the </w:t>
+      </w:r>
+      <w:proofErr w:type="spellStart"/>
+      <w:r>
+        <w:t>PlayerArmature</w:t>
+      </w:r>
+      <w:proofErr w:type="spellEnd"/>
+      <w:r>
+        <w:t xml:space="preserve"> object </w:t>
       </w:r>
       <w:r>
         <w:t>in the scene</w:t>
@@ -2016,7 +2103,15 @@
         <w:t>To create a list, you will need to include</w:t>
       </w:r>
       <w:r>
-        <w:t xml:space="preserve"> the System.Collections.Generic library at the top of your script, then use the following syntax in </w:t>
+        <w:t xml:space="preserve"> the </w:t>
+      </w:r>
+      <w:proofErr w:type="spellStart"/>
+      <w:r>
+        <w:t>System.Collections.Generic</w:t>
+      </w:r>
+      <w:proofErr w:type="spellEnd"/>
+      <w:r>
+        <w:t xml:space="preserve"> library at the top of your script, then use the following syntax in </w:t>
       </w:r>
       <w:r>
         <w:t>the Inventory class.</w:t>
@@ -2202,8 +2297,13 @@
         <w:t xml:space="preserve"> before we implement our items fully.</w:t>
       </w:r>
       <w:r>
-        <w:t xml:space="preserve"> Using the Input.GetKeyDown</w:t>
-      </w:r>
+        <w:t xml:space="preserve"> Using the </w:t>
+      </w:r>
+      <w:proofErr w:type="spellStart"/>
+      <w:r>
+        <w:t>Input.GetKeyDown</w:t>
+      </w:r>
+      <w:proofErr w:type="spellEnd"/>
       <w:r>
         <w:t>()</w:t>
       </w:r>
@@ -2224,7 +2324,15 @@
         <w:t>– below is some example code</w:t>
       </w:r>
       <w:r>
-        <w:t>. You can test this functionality by looking at the Inventory component attached to the PlayerArmature in the inspector.</w:t>
+        <w:t xml:space="preserve">. You can test this functionality by looking at the Inventory component attached to the </w:t>
+      </w:r>
+      <w:proofErr w:type="spellStart"/>
+      <w:r>
+        <w:t>PlayerArmature</w:t>
+      </w:r>
+      <w:proofErr w:type="spellEnd"/>
+      <w:r>
+        <w:t xml:space="preserve"> in the inspector.</w:t>
       </w:r>
     </w:p>
     <w:p>
@@ -2351,8 +2459,13 @@
       <w:r>
         <w:t xml:space="preserve">, or by calling the </w:t>
       </w:r>
-      <w:r>
-        <w:t>FindAnyObjectByType&lt;T&gt; function</w:t>
+      <w:proofErr w:type="spellStart"/>
+      <w:r>
+        <w:t>FindAnyObjectByType</w:t>
+      </w:r>
+      <w:proofErr w:type="spellEnd"/>
+      <w:r>
+        <w:t>&lt;T&gt; function</w:t>
       </w:r>
       <w:r>
         <w:t xml:space="preserve"> replacing the generic identifier T with the class you </w:t>
@@ -2603,7 +2716,23 @@
           <w:b/>
           <w:bCs/>
         </w:rPr>
-        <w:t xml:space="preserve">[SerializeField] </w:t>
+        <w:t>[</w:t>
+      </w:r>
+      <w:proofErr w:type="spellStart"/>
+      <w:r>
+        <w:rPr>
+          <w:b/>
+          <w:bCs/>
+        </w:rPr>
+        <w:t>SerializeField</w:t>
+      </w:r>
+      <w:proofErr w:type="spellEnd"/>
+      <w:r>
+        <w:rPr>
+          <w:b/>
+          <w:bCs/>
+        </w:rPr>
+        <w:t xml:space="preserve">] </w:t>
       </w:r>
       <w:r>
         <w:t>attribute</w:t>
@@ -3100,7 +3229,23 @@
         </w:rPr>
       </w:pPr>
       <w:r>
-        <w:t xml:space="preserve">Note: When you create a script in Unity, it will automatically inherit it from the MonoBehaviour base class, along with the Start and Update functions. These functions will be called by Unity’s engine during the update cycle as we discussed in the lecture content. It also treats the script as a component for Unity’s GameObject model. If your script is pure code, </w:t>
+        <w:t xml:space="preserve">Note: When you create a script in Unity, it will automatically inherit it from the </w:t>
+      </w:r>
+      <w:proofErr w:type="spellStart"/>
+      <w:r>
+        <w:t>MonoBehaviour</w:t>
+      </w:r>
+      <w:proofErr w:type="spellEnd"/>
+      <w:r>
+        <w:t xml:space="preserve"> base class, along with the Start and Update functions. These functions will be called by Unity’s engine during the update cycle as we discussed in the lecture content. It also treats the script as a component for Unity’s </w:t>
+      </w:r>
+      <w:proofErr w:type="spellStart"/>
+      <w:r>
+        <w:t>GameObject</w:t>
+      </w:r>
+      <w:proofErr w:type="spellEnd"/>
+      <w:r>
+        <w:t xml:space="preserve"> model. If your script is pure code, </w:t>
       </w:r>
       <w:r>
         <w:t>it</w:t>
@@ -3112,7 +3257,23 @@
         <w:t>es</w:t>
       </w:r>
       <w:r>
-        <w:t xml:space="preserve"> not need to inherit from MonoBehaviour and may cause problems if it does. Therefore, if your script is not something that should be an object component, you should remove the MonoBehaviour inheritance.</w:t>
+        <w:t xml:space="preserve"> not need to inherit from </w:t>
+      </w:r>
+      <w:proofErr w:type="spellStart"/>
+      <w:r>
+        <w:t>MonoBehaviour</w:t>
+      </w:r>
+      <w:proofErr w:type="spellEnd"/>
+      <w:r>
+        <w:t xml:space="preserve"> and may cause problems if it does. Therefore, if your script is not something that should be an object component, you should remove the </w:t>
+      </w:r>
+      <w:proofErr w:type="spellStart"/>
+      <w:r>
+        <w:t>MonoBehaviour</w:t>
+      </w:r>
+      <w:proofErr w:type="spellEnd"/>
+      <w:r>
+        <w:t xml:space="preserve"> inheritance.</w:t>
       </w:r>
     </w:p>
     <w:p>
@@ -3157,7 +3318,15 @@
         <w:t>implement item interaction through the Inventory class</w:t>
       </w:r>
       <w:r>
-        <w:t>. Do this by adding the OnControllerColliderHit function</w:t>
+        <w:t xml:space="preserve">. Do this by adding the </w:t>
+      </w:r>
+      <w:proofErr w:type="spellStart"/>
+      <w:r>
+        <w:t>OnControllerColliderHit</w:t>
+      </w:r>
+      <w:proofErr w:type="spellEnd"/>
+      <w:r>
+        <w:t xml:space="preserve"> function</w:t>
       </w:r>
       <w:r>
         <w:t xml:space="preserve"> to the script.</w:t>
@@ -3194,7 +3363,15 @@
         <w:t>evaluating if the object collided with has a</w:t>
       </w:r>
       <w:r>
-        <w:t>n item component by calling the GetComponent function</w:t>
+        <w:t xml:space="preserve">n item component by calling the </w:t>
+      </w:r>
+      <w:proofErr w:type="spellStart"/>
+      <w:r>
+        <w:t>GetComponent</w:t>
+      </w:r>
+      <w:proofErr w:type="spellEnd"/>
+      <w:r>
+        <w:t xml:space="preserve"> function</w:t>
       </w:r>
       <w:r>
         <w:t xml:space="preserve"> for the item component type.</w:t>
@@ -3283,7 +3460,15 @@
         <w:t xml:space="preserve"> To do this, call the Destroy function </w:t>
       </w:r>
       <w:r>
-        <w:t xml:space="preserve">below the code we have just written, passing through the gameObject property of the </w:t>
+        <w:t xml:space="preserve">below the code we have just written, passing through the </w:t>
+      </w:r>
+      <w:proofErr w:type="spellStart"/>
+      <w:r>
+        <w:t>gameObject</w:t>
+      </w:r>
+      <w:proofErr w:type="spellEnd"/>
+      <w:r>
+        <w:t xml:space="preserve"> property of the </w:t>
       </w:r>
       <w:r>
         <w:t xml:space="preserve">collider our character controller has hit. This will </w:t>
@@ -9555,6 +9740,15 @@
 </file>
 
 <file path=customXml/item2.xml><?xml version="1.0" encoding="utf-8"?>
+<?mso-contentType ?>
+<FormTemplates xmlns="http://schemas.microsoft.com/sharepoint/v3/contenttype/forms">
+  <Display>DocumentLibraryForm</Display>
+  <Edit>DocumentLibraryForm</Edit>
+  <New>DocumentLibraryForm</New>
+</FormTemplates>
+</file>
+
+<file path=customXml/item3.xml><?xml version="1.0" encoding="utf-8"?>
 <ct:contentTypeSchema xmlns:ct="http://schemas.microsoft.com/office/2006/metadata/contentType" xmlns:ma="http://schemas.microsoft.com/office/2006/metadata/properties/metaAttributes" ct:_="" ma:_="" ma:contentTypeName="Document" ma:contentTypeID="0x0101001BECA5111B9F15418DB6E90C815CB950" ma:contentTypeVersion="19" ma:contentTypeDescription="Create a new document." ma:contentTypeScope="" ma:versionID="cb96dcb735f67fe489b9d6a491775850">
   <xsd:schema xmlns:xsd="http://www.w3.org/2001/XMLSchema" xmlns:xs="http://www.w3.org/2001/XMLSchema" xmlns:p="http://schemas.microsoft.com/office/2006/metadata/properties" xmlns:ns2="9d0996c0-92aa-48de-be34-d82d85a58d42" xmlns:ns3="3ad65f39-9fa6-40f7-afab-38d2a8f659f9" targetNamespace="http://schemas.microsoft.com/office/2006/metadata/properties" ma:root="true" ma:fieldsID="ce5eca6df8a9b9f3e548e771f2e2bae3" ns2:_="" ns3:_="">
     <xsd:import namespace="9d0996c0-92aa-48de-be34-d82d85a58d42"/>
@@ -9815,15 +10009,6 @@
 </ct:contentTypeSchema>
 </file>
 
-<file path=customXml/item3.xml><?xml version="1.0" encoding="utf-8"?>
-<?mso-contentType ?>
-<FormTemplates xmlns="http://schemas.microsoft.com/sharepoint/v3/contenttype/forms">
-  <Display>DocumentLibraryForm</Display>
-  <Edit>DocumentLibraryForm</Edit>
-  <New>DocumentLibraryForm</New>
-</FormTemplates>
-</file>
-
 <file path=customXml/itemProps1.xml><?xml version="1.0" encoding="utf-8"?>
 <ds:datastoreItem xmlns:ds="http://schemas.openxmlformats.org/officeDocument/2006/customXml" ds:itemID="{732812F3-F22F-40A6-B47F-2A4BCB919407}">
   <ds:schemaRefs>
@@ -9836,6 +10021,14 @@
 </file>
 
 <file path=customXml/itemProps2.xml><?xml version="1.0" encoding="utf-8"?>
+<ds:datastoreItem xmlns:ds="http://schemas.openxmlformats.org/officeDocument/2006/customXml" ds:itemID="{9CCE7874-640B-43E8-943D-5071FCF6A23C}">
+  <ds:schemaRefs>
+    <ds:schemaRef ds:uri="http://schemas.microsoft.com/sharepoint/v3/contenttype/forms"/>
+  </ds:schemaRefs>
+</ds:datastoreItem>
+</file>
+
+<file path=customXml/itemProps3.xml><?xml version="1.0" encoding="utf-8"?>
 <ds:datastoreItem xmlns:ds="http://schemas.openxmlformats.org/officeDocument/2006/customXml" ds:itemID="{B6BAFB03-C161-41D2-8692-D31C049EAC1C}">
   <ds:schemaRefs>
     <ds:schemaRef ds:uri="http://schemas.microsoft.com/office/2006/metadata/contentType"/>
@@ -9852,12 +10045,4 @@
     <ds:schemaRef ds:uri="http://schemas.microsoft.com/internal/obd"/>
   </ds:schemaRefs>
 </ds:datastoreItem>
-</file>
-
-<file path=customXml/itemProps3.xml><?xml version="1.0" encoding="utf-8"?>
-<ds:datastoreItem xmlns:ds="http://schemas.openxmlformats.org/officeDocument/2006/customXml" ds:itemID="{9CCE7874-640B-43E8-943D-5071FCF6A23C}">
-  <ds:schemaRefs>
-    <ds:schemaRef ds:uri="http://schemas.microsoft.com/sharepoint/v3/contenttype/forms"/>
-  </ds:schemaRefs>
-</ds:datastoreItem>
 </file>